--- a/AEP_PSE_em_Acao_Etapa_1_ABNT.docx
+++ b/AEP_PSE_em_Acao_Etapa_1_ABNT.docx
@@ -113,6 +113,12 @@
       <w:r>
         <w:t>Etapa 1 – Documento escrito de análise e planejamento</w:t>
       </w:r>
+    </w:p>
+    <w:p>
+      <w:pPr>
+        <w:spacing w:line="360" w:lineRule="auto"/>
+        <w:jc w:val="center"/>
+      </w:pPr>
     </w:p>
     <w:p>
       <w:pPr>
@@ -381,6 +387,19 @@
         <w:spacing w:line="360" w:lineRule="auto"/>
         <w:jc w:val="center"/>
       </w:pPr>
+    </w:p>
+    <w:p>
+      <w:pPr>
+        <w:spacing w:line="360" w:lineRule="auto"/>
+        <w:jc w:val="center"/>
+      </w:pPr>
+      <w:r>
+        <w:rPr>
+          <w:sz w:val="20"/>
+          <w:szCs w:val="20"/>
+        </w:rPr>
+        <w:t>Repositório do projeto: https://github.com/Kaue-Git/AEP-</w:t>
+      </w:r>
     </w:p>
     <w:p>
       <w:pPr>
